--- a/docs/evidence/T33/replay-light/计算书.docx
+++ b/docs/evidence/T33/replay-light/计算书.docx
@@ -33,7 +33,7 @@
         <w:spacing w:after="130"/>
       </w:pPr>
       <w:r>
-        <w:t xml:space="preserve">项目 未命名项目；项目 ID project_e3043f89-8e93-406a-be2d-6f362290743c</w:t>
+        <w:t xml:space="preserve">项目 未命名项目；项目 ID project_810195ec-b703-4d59-ba6c-dbdfb206bd5f</w:t>
       </w:r>
     </w:p>
     <w:p>
@@ -41,7 +41,7 @@
         <w:spacing w:after="130"/>
       </w:pPr>
       <w:r>
-        <w:t xml:space="preserve">分析 ID analysis_2e44f900-2ce1-4242-bca8-83a607a10104；输入修订 R4；状态 已完成</w:t>
+        <w:t xml:space="preserve">分析 ID analysis_dd151c06-9bd5-4055-ad90-d573d6e583ec；输入修订 R4；状态 已完成</w:t>
       </w:r>
     </w:p>
     <w:p>
@@ -49,7 +49,7 @@
         <w:spacing w:after="130"/>
       </w:pPr>
       <w:r>
-        <w:t xml:space="preserve">分析时间 2026-10-02T17:48:17.575Z；报告生成时间 2026-10-02T17:48:19.507Z（ISO 8601）</w:t>
+        <w:t xml:space="preserve">分析时间 2026-10-03T08:27:35.444Z；报告生成时间 2026-10-03T08:27:40.072Z（ISO 8601）</w:t>
       </w:r>
     </w:p>
     <w:p>
@@ -20599,7 +20599,7 @@
         <w:spacing w:after="130"/>
       </w:pPr>
       <w:r>
-        <w:t xml:space="preserve">正文来源分析 analysis_2e44f900-2ce1-4242-bca8-83a607a10104；输入修订 R4；CB1 · 演示用户组合 · 用户定义组合。</w:t>
+        <w:t xml:space="preserve">正文来源分析 analysis_dd151c06-9bd5-4055-ad90-d573d6e583ec；输入修订 R4；CB1 · 演示用户组合 · 用户定义组合。</w:t>
       </w:r>
     </w:p>
     <w:p>
@@ -20641,7 +20641,7 @@
         <w:spacing w:after="130"/>
       </w:pPr>
       <w:r>
-        <w:t xml:space="preserve">按冻结输入重建 · 分析 analysis_2e44f900-2ce1-4242-bca8-83a607a10104；位移与杆端力来自该分析的已保存结果。</w:t>
+        <w:t xml:space="preserve">按冻结输入重建 · 分析 analysis_dd151c06-9bd5-4055-ad90-d573d6e583ec；位移与杆端力来自该分析的已保存结果。</w:t>
       </w:r>
     </w:p>
     <w:p>
@@ -39223,7 +39223,7 @@
         <w:spacing w:after="130"/>
       </w:pPr>
       <w:r>
-        <w:t xml:space="preserve">本次运行实际快照 · 分析 analysis_2e44f900-2ce1-4242-bca8-83a607a10104</w:t>
+        <w:t xml:space="preserve">本次运行实际快照 · 分析 analysis_dd151c06-9bd5-4055-ad90-d573d6e583ec</w:t>
       </w:r>
     </w:p>
     <w:p>
